--- a/a7/build/out/u3/A7 3.09  Question Bank.docx
+++ b/a7/build/out/u3/A7 3.09  Question Bank.docx
@@ -1751,8 +1751,67 @@
             <w:r>
               <w:drawing>
                 <wp:inline xmlns:a="http://schemas.openxmlformats.org/drawingml/2006/main" xmlns:pic="http://schemas.openxmlformats.org/drawingml/2006/picture">
+                  <wp:extent cx="606552" cy="146304"/>
+                  <wp:docPr id="12" name="Picture 12"/>
+                  <wp:cNvGraphicFramePr>
+                    <a:graphicFrameLocks noChangeAspect="1"/>
+                  </wp:cNvGraphicFramePr>
+                  <a:graphic>
+                    <a:graphicData uri="http://schemas.openxmlformats.org/drawingml/2006/picture">
+                      <pic:pic>
+                        <pic:nvPicPr>
+                          <pic:cNvPr id="0" name="3d7226aff490f32b.png"/>
+                          <pic:cNvPicPr/>
+                        </pic:nvPicPr>
+                        <pic:blipFill>
+                          <a:blip r:embed="rId19"/>
+                          <a:stretch>
+                            <a:fillRect/>
+                          </a:stretch>
+                        </pic:blipFill>
+                        <pic:spPr>
+                          <a:xfrm>
+                            <a:off x="0" y="0"/>
+                            <a:ext cx="606552" cy="146304"/>
+                          </a:xfrm>
+                          <a:prstGeom prst="rect"/>
+                        </pic:spPr>
+                      </pic:pic>
+                    </a:graphicData>
+                  </a:graphic>
+                </wp:inline>
+              </w:drawing>
+            </w:r>
+          </w:p>
+          <w:p>
+            <w:pPr>
+              <w:spacing w:before="40" w:after="40"/>
+              <w:ind w:left="1300" w:hanging="380"/>
+            </w:pPr>
+            <w:r>
+              <w:rPr>
+                <w:rFonts w:ascii="FreeSerif" w:hAnsi="FreeSerif" w:eastAsia="FreeSerif"/>
+                <w:b w:val="0"/>
+                <w:i w:val="0"/>
+                <w:color w:val="1A1A1A"/>
+                <w:sz w:val="22"/>
+              </w:rPr>
+              <w:t xml:space="preserve">○   </w:t>
+            </w:r>
+            <w:r>
+              <w:rPr>
+                <w:b w:val="0"/>
+                <w:i w:val="0"/>
+                <w:color w:val="1A1A1A"/>
+                <w:sz w:val="22"/>
+              </w:rPr>
+              <w:t xml:space="preserve">B.  </w:t>
+            </w:r>
+            <w:r>
+              <w:drawing>
+                <wp:inline xmlns:a="http://schemas.openxmlformats.org/drawingml/2006/main" xmlns:pic="http://schemas.openxmlformats.org/drawingml/2006/picture">
                   <wp:extent cx="649224" cy="146304"/>
-                  <wp:docPr id="12" name="Picture 12"/>
+                  <wp:docPr id="13" name="Picture 13"/>
                   <wp:cNvGraphicFramePr>
                     <a:graphicFrameLocks noChangeAspect="1"/>
                   </wp:cNvGraphicFramePr>
@@ -1764,7 +1823,7 @@
                           <pic:cNvPicPr/>
                         </pic:nvPicPr>
                         <pic:blipFill>
-                          <a:blip r:embed="rId19"/>
+                          <a:blip r:embed="rId20"/>
                           <a:stretch>
                             <a:fillRect/>
                           </a:stretch>
@@ -1805,13 +1864,13 @@
                 <w:color w:val="1A1A1A"/>
                 <w:sz w:val="22"/>
               </w:rPr>
-              <w:t xml:space="preserve">B.  </w:t>
+              <w:t xml:space="preserve">C.  </w:t>
             </w:r>
             <w:r>
               <w:drawing>
                 <wp:inline xmlns:a="http://schemas.openxmlformats.org/drawingml/2006/main" xmlns:pic="http://schemas.openxmlformats.org/drawingml/2006/picture">
                   <wp:extent cx="646176" cy="146304"/>
-                  <wp:docPr id="13" name="Picture 13"/>
+                  <wp:docPr id="14" name="Picture 14"/>
                   <wp:cNvGraphicFramePr>
                     <a:graphicFrameLocks noChangeAspect="1"/>
                   </wp:cNvGraphicFramePr>
@@ -1823,7 +1882,7 @@
                           <pic:cNvPicPr/>
                         </pic:nvPicPr>
                         <pic:blipFill>
-                          <a:blip r:embed="rId20"/>
+                          <a:blip r:embed="rId21"/>
                           <a:stretch>
                             <a:fillRect/>
                           </a:stretch>
@@ -1832,65 +1891,6 @@
                           <a:xfrm>
                             <a:off x="0" y="0"/>
                             <a:ext cx="646176" cy="146304"/>
-                          </a:xfrm>
-                          <a:prstGeom prst="rect"/>
-                        </pic:spPr>
-                      </pic:pic>
-                    </a:graphicData>
-                  </a:graphic>
-                </wp:inline>
-              </w:drawing>
-            </w:r>
-          </w:p>
-          <w:p>
-            <w:pPr>
-              <w:spacing w:before="40" w:after="40"/>
-              <w:ind w:left="1300" w:hanging="380"/>
-            </w:pPr>
-            <w:r>
-              <w:rPr>
-                <w:rFonts w:ascii="FreeSerif" w:hAnsi="FreeSerif" w:eastAsia="FreeSerif"/>
-                <w:b w:val="0"/>
-                <w:i w:val="0"/>
-                <w:color w:val="1A1A1A"/>
-                <w:sz w:val="22"/>
-              </w:rPr>
-              <w:t xml:space="preserve">○   </w:t>
-            </w:r>
-            <w:r>
-              <w:rPr>
-                <w:b w:val="0"/>
-                <w:i w:val="0"/>
-                <w:color w:val="1A1A1A"/>
-                <w:sz w:val="22"/>
-              </w:rPr>
-              <w:t xml:space="preserve">C.  </w:t>
-            </w:r>
-            <w:r>
-              <w:drawing>
-                <wp:inline xmlns:a="http://schemas.openxmlformats.org/drawingml/2006/main" xmlns:pic="http://schemas.openxmlformats.org/drawingml/2006/picture">
-                  <wp:extent cx="606552" cy="146304"/>
-                  <wp:docPr id="14" name="Picture 14"/>
-                  <wp:cNvGraphicFramePr>
-                    <a:graphicFrameLocks noChangeAspect="1"/>
-                  </wp:cNvGraphicFramePr>
-                  <a:graphic>
-                    <a:graphicData uri="http://schemas.openxmlformats.org/drawingml/2006/picture">
-                      <pic:pic>
-                        <pic:nvPicPr>
-                          <pic:cNvPr id="0" name="3d7226aff490f32b.png"/>
-                          <pic:cNvPicPr/>
-                        </pic:nvPicPr>
-                        <pic:blipFill>
-                          <a:blip r:embed="rId21"/>
-                          <a:stretch>
-                            <a:fillRect/>
-                          </a:stretch>
-                        </pic:blipFill>
-                        <pic:spPr>
-                          <a:xfrm>
-                            <a:off x="0" y="0"/>
-                            <a:ext cx="606552" cy="146304"/>
                           </a:xfrm>
                           <a:prstGeom prst="rect"/>
                         </pic:spPr>
@@ -2059,8 +2059,126 @@
             <w:r>
               <w:drawing>
                 <wp:inline xmlns:a="http://schemas.openxmlformats.org/drawingml/2006/main" xmlns:pic="http://schemas.openxmlformats.org/drawingml/2006/picture">
+                  <wp:extent cx="697992" cy="149352"/>
+                  <wp:docPr id="16" name="Picture 16"/>
+                  <wp:cNvGraphicFramePr>
+                    <a:graphicFrameLocks noChangeAspect="1"/>
+                  </wp:cNvGraphicFramePr>
+                  <a:graphic>
+                    <a:graphicData uri="http://schemas.openxmlformats.org/drawingml/2006/picture">
+                      <pic:pic>
+                        <pic:nvPicPr>
+                          <pic:cNvPr id="0" name="07ec5ac4d3105046.png"/>
+                          <pic:cNvPicPr/>
+                        </pic:nvPicPr>
+                        <pic:blipFill>
+                          <a:blip r:embed="rId23"/>
+                          <a:stretch>
+                            <a:fillRect/>
+                          </a:stretch>
+                        </pic:blipFill>
+                        <pic:spPr>
+                          <a:xfrm>
+                            <a:off x="0" y="0"/>
+                            <a:ext cx="697992" cy="149352"/>
+                          </a:xfrm>
+                          <a:prstGeom prst="rect"/>
+                        </pic:spPr>
+                      </pic:pic>
+                    </a:graphicData>
+                  </a:graphic>
+                </wp:inline>
+              </w:drawing>
+            </w:r>
+          </w:p>
+          <w:p>
+            <w:pPr>
+              <w:spacing w:before="40" w:after="40"/>
+              <w:ind w:left="1300" w:hanging="380"/>
+            </w:pPr>
+            <w:r>
+              <w:rPr>
+                <w:rFonts w:ascii="FreeSerif" w:hAnsi="FreeSerif" w:eastAsia="FreeSerif"/>
+                <w:b w:val="0"/>
+                <w:i w:val="0"/>
+                <w:color w:val="1A1A1A"/>
+                <w:sz w:val="22"/>
+              </w:rPr>
+              <w:t xml:space="preserve">□   </w:t>
+            </w:r>
+            <w:r>
+              <w:rPr>
+                <w:b w:val="0"/>
+                <w:i w:val="0"/>
+                <w:color w:val="1A1A1A"/>
+                <w:sz w:val="22"/>
+              </w:rPr>
+              <w:t xml:space="preserve">B.  </w:t>
+            </w:r>
+            <w:r>
+              <w:drawing>
+                <wp:inline xmlns:a="http://schemas.openxmlformats.org/drawingml/2006/main" xmlns:pic="http://schemas.openxmlformats.org/drawingml/2006/picture">
+                  <wp:extent cx="734568" cy="146304"/>
+                  <wp:docPr id="17" name="Picture 17"/>
+                  <wp:cNvGraphicFramePr>
+                    <a:graphicFrameLocks noChangeAspect="1"/>
+                  </wp:cNvGraphicFramePr>
+                  <a:graphic>
+                    <a:graphicData uri="http://schemas.openxmlformats.org/drawingml/2006/picture">
+                      <pic:pic>
+                        <pic:nvPicPr>
+                          <pic:cNvPr id="0" name="aa5cda91ffc9f2ef.png"/>
+                          <pic:cNvPicPr/>
+                        </pic:nvPicPr>
+                        <pic:blipFill>
+                          <a:blip r:embed="rId24"/>
+                          <a:stretch>
+                            <a:fillRect/>
+                          </a:stretch>
+                        </pic:blipFill>
+                        <pic:spPr>
+                          <a:xfrm>
+                            <a:off x="0" y="0"/>
+                            <a:ext cx="734568" cy="146304"/>
+                          </a:xfrm>
+                          <a:prstGeom prst="rect"/>
+                        </pic:spPr>
+                      </pic:pic>
+                    </a:graphicData>
+                  </a:graphic>
+                </wp:inline>
+              </w:drawing>
+            </w:r>
+          </w:p>
+          <w:p>
+            <w:pPr>
+              <w:spacing w:before="40" w:after="40"/>
+              <w:ind w:left="1300" w:hanging="380"/>
+            </w:pPr>
+            <w:r>
+              <w:rPr>
+                <w:rFonts w:ascii="FreeSerif" w:hAnsi="FreeSerif" w:eastAsia="FreeSerif"/>
+                <w:b w:val="0"/>
+                <w:i w:val="0"/>
+                <w:color w:val="1A1A1A"/>
+                <w:sz w:val="22"/>
+              </w:rPr>
+              <w:t xml:space="preserve">□   </w:t>
+            </w:r>
+            <w:r>
+              <w:rPr>
+                <w:b w:val="0"/>
+                <w:i w:val="0"/>
+                <w:color w:val="1A1A1A"/>
+                <w:sz w:val="22"/>
+              </w:rPr>
+              <w:t xml:space="preserve">C.  </w:t>
+            </w:r>
+            <w:r>
+              <w:drawing>
+                <wp:inline xmlns:a="http://schemas.openxmlformats.org/drawingml/2006/main" xmlns:pic="http://schemas.openxmlformats.org/drawingml/2006/picture">
                   <wp:extent cx="655320" cy="146304"/>
-                  <wp:docPr id="16" name="Picture 16"/>
+                  <wp:docPr id="18" name="Picture 18"/>
                   <wp:cNvGraphicFramePr>
                     <a:graphicFrameLocks noChangeAspect="1"/>
                   </wp:cNvGraphicFramePr>
@@ -2072,7 +2190,7 @@
                           <pic:cNvPicPr/>
                         </pic:nvPicPr>
                         <pic:blipFill>
-                          <a:blip r:embed="rId23"/>
+                          <a:blip r:embed="rId25"/>
                           <a:stretch>
                             <a:fillRect/>
                           </a:stretch>
@@ -2113,130 +2231,12 @@
                 <w:color w:val="1A1A1A"/>
                 <w:sz w:val="22"/>
               </w:rPr>
-              <w:t xml:space="preserve">B.  </w:t>
-            </w:r>
-            <w:r>
-              <w:drawing>
-                <wp:inline xmlns:a="http://schemas.openxmlformats.org/drawingml/2006/main" xmlns:pic="http://schemas.openxmlformats.org/drawingml/2006/picture">
-                  <wp:extent cx="612648" cy="146304"/>
-                  <wp:docPr id="17" name="Picture 17"/>
-                  <wp:cNvGraphicFramePr>
-                    <a:graphicFrameLocks noChangeAspect="1"/>
-                  </wp:cNvGraphicFramePr>
-                  <a:graphic>
-                    <a:graphicData uri="http://schemas.openxmlformats.org/drawingml/2006/picture">
-                      <pic:pic>
-                        <pic:nvPicPr>
-                          <pic:cNvPr id="0" name="3d3c99754c47c9dd.png"/>
-                          <pic:cNvPicPr/>
-                        </pic:nvPicPr>
-                        <pic:blipFill>
-                          <a:blip r:embed="rId24"/>
-                          <a:stretch>
-                            <a:fillRect/>
-                          </a:stretch>
-                        </pic:blipFill>
-                        <pic:spPr>
-                          <a:xfrm>
-                            <a:off x="0" y="0"/>
-                            <a:ext cx="612648" cy="146304"/>
-                          </a:xfrm>
-                          <a:prstGeom prst="rect"/>
-                        </pic:spPr>
-                      </pic:pic>
-                    </a:graphicData>
-                  </a:graphic>
-                </wp:inline>
-              </w:drawing>
-            </w:r>
-          </w:p>
-          <w:p>
-            <w:pPr>
-              <w:spacing w:before="40" w:after="40"/>
-              <w:ind w:left="1300" w:hanging="380"/>
-            </w:pPr>
-            <w:r>
-              <w:rPr>
-                <w:rFonts w:ascii="FreeSerif" w:hAnsi="FreeSerif" w:eastAsia="FreeSerif"/>
-                <w:b w:val="0"/>
-                <w:i w:val="0"/>
-                <w:color w:val="1A1A1A"/>
-                <w:sz w:val="22"/>
-              </w:rPr>
-              <w:t xml:space="preserve">□   </w:t>
-            </w:r>
-            <w:r>
-              <w:rPr>
-                <w:b w:val="0"/>
-                <w:i w:val="0"/>
-                <w:color w:val="1A1A1A"/>
-                <w:sz w:val="22"/>
-              </w:rPr>
-              <w:t xml:space="preserve">C.  </w:t>
-            </w:r>
-            <w:r>
-              <w:drawing>
-                <wp:inline xmlns:a="http://schemas.openxmlformats.org/drawingml/2006/main" xmlns:pic="http://schemas.openxmlformats.org/drawingml/2006/picture">
-                  <wp:extent cx="734568" cy="146304"/>
-                  <wp:docPr id="18" name="Picture 18"/>
-                  <wp:cNvGraphicFramePr>
-                    <a:graphicFrameLocks noChangeAspect="1"/>
-                  </wp:cNvGraphicFramePr>
-                  <a:graphic>
-                    <a:graphicData uri="http://schemas.openxmlformats.org/drawingml/2006/picture">
-                      <pic:pic>
-                        <pic:nvPicPr>
-                          <pic:cNvPr id="0" name="aa5cda91ffc9f2ef.png"/>
-                          <pic:cNvPicPr/>
-                        </pic:nvPicPr>
-                        <pic:blipFill>
-                          <a:blip r:embed="rId25"/>
-                          <a:stretch>
-                            <a:fillRect/>
-                          </a:stretch>
-                        </pic:blipFill>
-                        <pic:spPr>
-                          <a:xfrm>
-                            <a:off x="0" y="0"/>
-                            <a:ext cx="734568" cy="146304"/>
-                          </a:xfrm>
-                          <a:prstGeom prst="rect"/>
-                        </pic:spPr>
-                      </pic:pic>
-                    </a:graphicData>
-                  </a:graphic>
-                </wp:inline>
-              </w:drawing>
-            </w:r>
-          </w:p>
-          <w:p>
-            <w:pPr>
-              <w:spacing w:before="40" w:after="40"/>
-              <w:ind w:left="1300" w:hanging="380"/>
-            </w:pPr>
-            <w:r>
-              <w:rPr>
-                <w:rFonts w:ascii="FreeSerif" w:hAnsi="FreeSerif" w:eastAsia="FreeSerif"/>
-                <w:b w:val="0"/>
-                <w:i w:val="0"/>
-                <w:color w:val="1A1A1A"/>
-                <w:sz w:val="22"/>
-              </w:rPr>
-              <w:t xml:space="preserve">□   </w:t>
-            </w:r>
-            <w:r>
-              <w:rPr>
-                <w:b w:val="0"/>
-                <w:i w:val="0"/>
-                <w:color w:val="1A1A1A"/>
-                <w:sz w:val="22"/>
-              </w:rPr>
               <w:t xml:space="preserve">D.  </w:t>
             </w:r>
             <w:r>
               <w:drawing>
                 <wp:inline xmlns:a="http://schemas.openxmlformats.org/drawingml/2006/main" xmlns:pic="http://schemas.openxmlformats.org/drawingml/2006/picture">
-                  <wp:extent cx="697992" cy="149352"/>
+                  <wp:extent cx="652272" cy="146304"/>
                   <wp:docPr id="19" name="Picture 19"/>
                   <wp:cNvGraphicFramePr>
                     <a:graphicFrameLocks noChangeAspect="1"/>
@@ -2245,7 +2245,7 @@
                     <a:graphicData uri="http://schemas.openxmlformats.org/drawingml/2006/picture">
                       <pic:pic>
                         <pic:nvPicPr>
-                          <pic:cNvPr id="0" name="07ec5ac4d3105046.png"/>
+                          <pic:cNvPr id="0" name="c519dcc6ed48e496.png"/>
                           <pic:cNvPicPr/>
                         </pic:nvPicPr>
                         <pic:blipFill>
@@ -2257,7 +2257,7 @@
                         <pic:spPr>
                           <a:xfrm>
                             <a:off x="0" y="0"/>
-                            <a:ext cx="697992" cy="149352"/>
+                            <a:ext cx="652272" cy="146304"/>
                           </a:xfrm>
                           <a:prstGeom prst="rect"/>
                         </pic:spPr>
@@ -2295,7 +2295,7 @@
             <w:r>
               <w:drawing>
                 <wp:inline xmlns:a="http://schemas.openxmlformats.org/drawingml/2006/main" xmlns:pic="http://schemas.openxmlformats.org/drawingml/2006/picture">
-                  <wp:extent cx="652272" cy="146304"/>
+                  <wp:extent cx="612648" cy="146304"/>
                   <wp:docPr id="20" name="Picture 20"/>
                   <wp:cNvGraphicFramePr>
                     <a:graphicFrameLocks noChangeAspect="1"/>
@@ -2304,7 +2304,7 @@
                     <a:graphicData uri="http://schemas.openxmlformats.org/drawingml/2006/picture">
                       <pic:pic>
                         <pic:nvPicPr>
-                          <pic:cNvPr id="0" name="c519dcc6ed48e496.png"/>
+                          <pic:cNvPr id="0" name="3d3c99754c47c9dd.png"/>
                           <pic:cNvPicPr/>
                         </pic:nvPicPr>
                         <pic:blipFill>
@@ -2316,7 +2316,7 @@
                         <pic:spPr>
                           <a:xfrm>
                             <a:off x="0" y="0"/>
-                            <a:ext cx="652272" cy="146304"/>
+                            <a:ext cx="612648" cy="146304"/>
                           </a:xfrm>
                           <a:prstGeom prst="rect"/>
                         </pic:spPr>
